--- a/test/docx/golden/table_then_para.docx
+++ b/test/docx/golden/table_then_para.docx
@@ -389,10 +389,10 @@
     <w:name w:val="First Paragraph After Table"/>
     <w:basedOn w:val="BodyText"/>
     <w:next w:val="BodyText"/>
+    <w:qFormat/>
     <w:pPr>
       <w:spacing w:before="180"/>
     </w:pPr>
-    <w:qFormat/>
   </w:style>
   <w:style w:type="paragraph" w:customStyle="1" w:styleId="Compact">
     <w:name w:val="Compact"/>
